--- a/docx_chapters/24_Sec - The_Cumberland_Plateau.docx
+++ b/docx_chapters/24_Sec - The_Cumberland_Plateau.docx
@@ -32,7 +32,7 @@
         </w:numPr>
       </w:pPr>
       <w:r>
-        <w:t xml:space="preserve">plateau-region.jpg</w:t>
+        <w:t xml:space="preserve">maps/Plateau_Region_v6.jpg</w:t>
       </w:r>
     </w:p>
     <w:p>
